--- a/report/lab1/_output/report.docx
+++ b/report/lab1/_output/report.docx
@@ -2766,7 +2766,7 @@
       <w:r>
         <w:drawing>
           <wp:inline>
-            <wp:extent cx="3733800" cy="2333625"/>
+            <wp:extent cx="5334000" cy="3333750"/>
             <wp:effectExtent b="0" l="0" r="0" t="0"/>
             <wp:docPr descr="Вывод команд анализа системы и характеристик ВМ" title="" id="55" name="Picture"/>
             <a:graphic>
@@ -2787,7 +2787,7 @@
                   <pic:spPr bwMode="auto">
                     <a:xfrm>
                       <a:off x="0" y="0"/>
-                      <a:ext cx="3733800" cy="2333625"/>
+                      <a:ext cx="5334000" cy="3333750"/>
                     </a:xfrm>
                     <a:prstGeom prst="rect">
                       <a:avLst/>
@@ -2813,7 +2813,7 @@
       <w:r>
         <w:drawing>
           <wp:inline>
-            <wp:extent cx="3733800" cy="2333625"/>
+            <wp:extent cx="5334000" cy="3333750"/>
             <wp:effectExtent b="0" l="0" r="0" t="0"/>
             <wp:docPr descr="" title="" id="58" name="Picture"/>
             <a:graphic>
@@ -2834,7 +2834,7 @@
                   <pic:spPr bwMode="auto">
                     <a:xfrm>
                       <a:off x="0" y="0"/>
-                      <a:ext cx="3733800" cy="2333625"/>
+                      <a:ext cx="5334000" cy="3333750"/>
                     </a:xfrm>
                     <a:prstGeom prst="rect">
                       <a:avLst/>
@@ -2860,7 +2860,7 @@
       <w:r>
         <w:drawing>
           <wp:inline>
-            <wp:extent cx="3733800" cy="2333625"/>
+            <wp:extent cx="5334000" cy="3333750"/>
             <wp:effectExtent b="0" l="0" r="0" t="0"/>
             <wp:docPr descr="" title="" id="61" name="Picture"/>
             <a:graphic>
@@ -2881,7 +2881,7 @@
                   <pic:spPr bwMode="auto">
                     <a:xfrm>
                       <a:off x="0" y="0"/>
-                      <a:ext cx="3733800" cy="2333625"/>
+                      <a:ext cx="5334000" cy="3333750"/>
                     </a:xfrm>
                     <a:prstGeom prst="rect">
                       <a:avLst/>
@@ -2907,7 +2907,7 @@
       <w:r>
         <w:drawing>
           <wp:inline>
-            <wp:extent cx="3733800" cy="2333625"/>
+            <wp:extent cx="5334000" cy="3333750"/>
             <wp:effectExtent b="0" l="0" r="0" t="0"/>
             <wp:docPr descr="" title="" id="64" name="Picture"/>
             <a:graphic>
@@ -2928,7 +2928,7 @@
                   <pic:spPr bwMode="auto">
                     <a:xfrm>
                       <a:off x="0" y="0"/>
-                      <a:ext cx="3733800" cy="2333625"/>
+                      <a:ext cx="5334000" cy="3333750"/>
                     </a:xfrm>
                     <a:prstGeom prst="rect">
                       <a:avLst/>
